--- a/4 курс/8 Администрирование баз данных/МикКоммент/МикКоммент.docx
+++ b/4 курс/8 Администрирование баз данных/МикКоммент/МикКоммент.docx
@@ -9,13 +9,8 @@
         <w:jc w:val="center"/>
       </w:pPr>
       <w:r>
-        <w:t xml:space="preserve">Администрирование базы данных </w:t>
-      </w:r>
-      <w:proofErr w:type="spellStart"/>
-      <w:r>
-        <w:t>Access</w:t>
-      </w:r>
-      <w:proofErr w:type="spellEnd"/>
+        <w:t>Администрирование базы данных Access</w:t>
+      </w:r>
     </w:p>
     <w:p>
       <w:pPr>
@@ -27,13 +22,8 @@
         <w:t>Отработать приё</w:t>
       </w:r>
       <w:r>
-        <w:t xml:space="preserve">мы администрирования БД на примере БД СУБД </w:t>
-      </w:r>
-      <w:proofErr w:type="spellStart"/>
-      <w:r>
-        <w:t>Access</w:t>
-      </w:r>
-      <w:proofErr w:type="spellEnd"/>
+        <w:t>мы администрирования БД на примере БД СУБД Access</w:t>
+      </w:r>
     </w:p>
     <w:p>
       <w:pPr>
@@ -164,175 +154,96 @@
         <w:t xml:space="preserve">1.2. Пустая страница доступа к данным </w:t>
       </w:r>
       <w:r>
+        <w:t>(Data Access Pages)</w:t>
+      </w:r>
+    </w:p>
+    <w:p>
+      <w:pPr>
+        <w:spacing w:line="240" w:lineRule="auto"/>
+        <w:jc w:val="both"/>
+      </w:pPr>
+      <w:r>
+        <w:t>Невозможно в версиях</w:t>
+      </w:r>
+      <w:r>
+        <w:t xml:space="preserve"> с Access 2010</w:t>
+      </w:r>
+      <w:r>
+        <w:t>.</w:t>
+      </w:r>
+      <w:r>
+        <w:t xml:space="preserve"> </w:t>
+      </w:r>
+      <w:r>
+        <w:t>Ранее инструмент использовался при с</w:t>
+      </w:r>
+      <w:r>
+        <w:t>оздани</w:t>
+      </w:r>
+      <w:r>
+        <w:t>и «.htm»-</w:t>
+      </w:r>
+      <w:r>
+        <w:t>страниц</w:t>
+      </w:r>
+      <w:r>
+        <w:t xml:space="preserve"> </w:t>
+      </w:r>
+      <w:r>
+        <w:t>для просмотра данных через браузер</w:t>
+      </w:r>
+      <w:r>
+        <w:t xml:space="preserve"> на основе технологий Internet Explorer.</w:t>
+      </w:r>
+    </w:p>
+    <w:p>
+      <w:pPr>
+        <w:spacing w:line="240" w:lineRule="auto"/>
+      </w:pPr>
+    </w:p>
+    <w:p>
+      <w:pPr>
+        <w:spacing w:line="240" w:lineRule="auto"/>
+      </w:pPr>
+      <w:r>
+        <w:t xml:space="preserve">1.3. Проект с имеющимися данными </w:t>
+      </w:r>
+      <w:r>
         <w:t>(</w:t>
       </w:r>
-      <w:proofErr w:type="spellStart"/>
-      <w:r>
-        <w:t>Data</w:t>
-      </w:r>
-      <w:proofErr w:type="spellEnd"/>
+      <w:r>
+        <w:t>«</w:t>
+      </w:r>
+      <w:r>
+        <w:t>.adp</w:t>
+      </w:r>
+      <w:r>
+        <w:t>»-файл</w:t>
+      </w:r>
+      <w:r>
+        <w:t>)</w:t>
+      </w:r>
+    </w:p>
+    <w:p>
+      <w:pPr>
+        <w:spacing w:line="240" w:lineRule="auto"/>
+        <w:jc w:val="both"/>
+      </w:pPr>
+      <w:r>
+        <w:t>Не поддерживается</w:t>
+      </w:r>
       <w:r>
         <w:t xml:space="preserve"> </w:t>
       </w:r>
-      <w:proofErr w:type="spellStart"/>
-      <w:r>
-        <w:t>Access</w:t>
-      </w:r>
-      <w:proofErr w:type="spellEnd"/>
+      <w:r>
+        <w:t>с Access 2013. Работал напрямую с MS SQL Server</w:t>
+      </w:r>
       <w:r>
         <w:t xml:space="preserve"> </w:t>
       </w:r>
-      <w:proofErr w:type="spellStart"/>
-      <w:r>
-        <w:t>Pages</w:t>
-      </w:r>
-      <w:proofErr w:type="spellEnd"/>
-      <w:r>
-        <w:t>)</w:t>
-      </w:r>
-    </w:p>
-    <w:p>
-      <w:pPr>
-        <w:spacing w:line="240" w:lineRule="auto"/>
-        <w:jc w:val="both"/>
-      </w:pPr>
-      <w:r>
-        <w:t>Невозможно в версиях</w:t>
-      </w:r>
-      <w:r>
-        <w:t xml:space="preserve"> с </w:t>
-      </w:r>
-      <w:proofErr w:type="spellStart"/>
-      <w:r>
-        <w:t>Access</w:t>
-      </w:r>
-      <w:proofErr w:type="spellEnd"/>
-      <w:r>
-        <w:t xml:space="preserve"> 2010</w:t>
-      </w:r>
-      <w:r>
-        <w:t>.</w:t>
-      </w:r>
-      <w:r>
-        <w:t xml:space="preserve"> </w:t>
-      </w:r>
-      <w:r>
-        <w:t>Ранее инструмент использовался при с</w:t>
-      </w:r>
-      <w:r>
-        <w:t>оздани</w:t>
-      </w:r>
-      <w:r>
-        <w:t>и «.</w:t>
-      </w:r>
-      <w:proofErr w:type="spellStart"/>
-      <w:r>
-        <w:t>htm</w:t>
-      </w:r>
-      <w:proofErr w:type="spellEnd"/>
-      <w:r>
-        <w:t>»-</w:t>
-      </w:r>
-      <w:r>
-        <w:t>страниц</w:t>
-      </w:r>
-      <w:r>
-        <w:t xml:space="preserve"> </w:t>
-      </w:r>
-      <w:r>
-        <w:t>для просмотра данных через браузер</w:t>
-      </w:r>
-      <w:r>
-        <w:t xml:space="preserve"> на основе технологий </w:t>
-      </w:r>
-      <w:proofErr w:type="spellStart"/>
-      <w:r>
-        <w:t>Internet</w:t>
-      </w:r>
-      <w:proofErr w:type="spellEnd"/>
-      <w:r>
-        <w:t xml:space="preserve"> </w:t>
-      </w:r>
-      <w:proofErr w:type="spellStart"/>
-      <w:r>
-        <w:t>Explorer</w:t>
-      </w:r>
-      <w:proofErr w:type="spellEnd"/>
-      <w:r>
-        <w:t>.</w:t>
-      </w:r>
-    </w:p>
-    <w:p>
-      <w:pPr>
-        <w:spacing w:line="240" w:lineRule="auto"/>
-      </w:pPr>
-    </w:p>
-    <w:p>
-      <w:pPr>
-        <w:spacing w:line="240" w:lineRule="auto"/>
-      </w:pPr>
-      <w:r>
-        <w:t xml:space="preserve">1.3. Проект с имеющимися данными </w:t>
-      </w:r>
-      <w:r>
-        <w:t>(</w:t>
-      </w:r>
-      <w:r>
-        <w:t>«</w:t>
-      </w:r>
-      <w:r>
-        <w:t>.</w:t>
-      </w:r>
-      <w:proofErr w:type="spellStart"/>
-      <w:r>
-        <w:t>adp</w:t>
-      </w:r>
-      <w:proofErr w:type="spellEnd"/>
-      <w:r>
-        <w:t>»-файл</w:t>
-      </w:r>
-      <w:r>
-        <w:t>)</w:t>
-      </w:r>
-    </w:p>
-    <w:p>
-      <w:pPr>
-        <w:spacing w:line="240" w:lineRule="auto"/>
-        <w:jc w:val="both"/>
-      </w:pPr>
-      <w:r>
-        <w:t>Не поддерживается</w:t>
-      </w:r>
-      <w:r>
-        <w:t xml:space="preserve"> </w:t>
-      </w:r>
-      <w:r>
-        <w:t xml:space="preserve">с </w:t>
-      </w:r>
-      <w:proofErr w:type="spellStart"/>
-      <w:r>
-        <w:t>Access</w:t>
-      </w:r>
-      <w:proofErr w:type="spellEnd"/>
-      <w:r>
-        <w:t xml:space="preserve"> 2013. Работал напрямую с MS SQL </w:t>
-      </w:r>
-      <w:proofErr w:type="spellStart"/>
-      <w:r>
-        <w:t>Server</w:t>
-      </w:r>
-      <w:proofErr w:type="spellEnd"/>
-      <w:r>
-        <w:t xml:space="preserve"> </w:t>
-      </w:r>
-      <w:r>
-        <w:t xml:space="preserve">через интерфейс </w:t>
-      </w:r>
-      <w:proofErr w:type="spellStart"/>
-      <w:r>
-        <w:t>Access</w:t>
-      </w:r>
-      <w:proofErr w:type="spellEnd"/>
+      <w:r>
+        <w:t>через интерфейс Access</w:t>
+      </w:r>
       <w:r>
         <w:t xml:space="preserve"> (рис. 2)</w:t>
       </w:r>
@@ -446,23 +357,7 @@
       </w:pPr>
       <w:r>
         <w:lastRenderedPageBreak/>
-        <w:t>Сейчас можно использовать расширенный функционал, чтобы создавать связанные таблицы (</w:t>
-      </w:r>
-      <w:proofErr w:type="spellStart"/>
-      <w:r>
-        <w:t>Linked</w:t>
-      </w:r>
-      <w:proofErr w:type="spellEnd"/>
-      <w:r>
-        <w:t xml:space="preserve"> </w:t>
-      </w:r>
-      <w:proofErr w:type="spellStart"/>
-      <w:r>
-        <w:t>Tables</w:t>
-      </w:r>
-      <w:proofErr w:type="spellEnd"/>
-      <w:r>
-        <w:t xml:space="preserve">) источников экосистемы </w:t>
+        <w:t xml:space="preserve">Сейчас можно использовать расширенный функционал, чтобы создавать связанные таблицы (Linked Tables) источников экосистемы </w:t>
       </w:r>
       <w:r>
         <w:rPr>
@@ -792,65 +687,39 @@
         <w:t xml:space="preserve"> пустую</w:t>
       </w:r>
       <w:r>
-        <w:t xml:space="preserve"> базу данных на </w:t>
-      </w:r>
-      <w:proofErr w:type="spellStart"/>
-      <w:r>
-        <w:t>Microsoft</w:t>
-      </w:r>
-      <w:proofErr w:type="spellEnd"/>
-      <w:r>
-        <w:t xml:space="preserve"> SQL </w:t>
-      </w:r>
-      <w:proofErr w:type="spellStart"/>
-      <w:r>
-        <w:t>Server</w:t>
-      </w:r>
-      <w:proofErr w:type="spellEnd"/>
-      <w:r>
-        <w:t xml:space="preserve"> прямо из интерфейса </w:t>
-      </w:r>
-      <w:proofErr w:type="spellStart"/>
-      <w:r>
-        <w:t>Access</w:t>
-      </w:r>
-      <w:proofErr w:type="spellEnd"/>
+        <w:t xml:space="preserve"> базу данных на Microsoft SQL Server прямо из интерфейса Access.</w:t>
+      </w:r>
+    </w:p>
+    <w:p>
+      <w:pPr>
+        <w:spacing w:line="240" w:lineRule="auto"/>
+      </w:pPr>
+    </w:p>
+    <w:p>
+      <w:pPr>
+        <w:spacing w:line="240" w:lineRule="auto"/>
+      </w:pPr>
+      <w:r>
+        <w:t>1.5. Из имеющегося файла</w:t>
+      </w:r>
+    </w:p>
+    <w:p>
+      <w:pPr>
+        <w:spacing w:line="240" w:lineRule="auto"/>
+        <w:jc w:val="both"/>
+      </w:pPr>
+      <w:r>
+        <w:t>Первый способ: сохранение файла БД «Мик12</w:t>
+      </w:r>
       <w:r>
         <w:t>.</w:t>
       </w:r>
-    </w:p>
-    <w:p>
-      <w:pPr>
-        <w:spacing w:line="240" w:lineRule="auto"/>
-      </w:pPr>
-    </w:p>
-    <w:p>
-      <w:pPr>
-        <w:spacing w:line="240" w:lineRule="auto"/>
-      </w:pPr>
-      <w:r>
-        <w:t>1.5. Из имеющегося файла</w:t>
-      </w:r>
-    </w:p>
-    <w:p>
-      <w:pPr>
-        <w:spacing w:line="240" w:lineRule="auto"/>
-        <w:jc w:val="both"/>
-      </w:pPr>
-      <w:r>
-        <w:t>Первый способ: сохранение файла БД «Мик12</w:t>
-      </w:r>
-      <w:r>
-        <w:t>.</w:t>
-      </w:r>
-      <w:proofErr w:type="spellStart"/>
       <w:r>
         <w:rPr>
           <w:lang w:val="en-US"/>
         </w:rPr>
         <w:t>accdb</w:t>
       </w:r>
-      <w:proofErr w:type="spellEnd"/>
       <w:r>
         <w:t>»</w:t>
       </w:r>
@@ -1313,6 +1182,9 @@
         <w:spacing w:line="240" w:lineRule="auto"/>
         <w:ind w:firstLine="0"/>
         <w:jc w:val="center"/>
+        <w:rPr>
+          <w:lang w:val="en-US"/>
+        </w:rPr>
       </w:pPr>
       <w:r>
         <w:rPr>
@@ -1355,6 +1227,8 @@
           </wp:inline>
         </w:drawing>
       </w:r>
+      <w:bookmarkStart w:id="0" w:name="_GoBack"/>
+      <w:bookmarkEnd w:id="0"/>
     </w:p>
     <w:p>
       <w:pPr>
@@ -1417,7 +1291,7 @@
           <w:lang w:eastAsia="ru-RU"/>
         </w:rPr>
         <w:drawing>
-          <wp:inline distT="0" distB="0" distL="0" distR="0" wp14:anchorId="0108E259" wp14:editId="7C8665E6">
+          <wp:inline distT="0" distB="0" distL="0" distR="0" wp14:anchorId="0108E259" wp14:editId="2A4C8E07">
             <wp:extent cx="6120130" cy="1286510"/>
             <wp:effectExtent l="0" t="0" r="0" b="8890"/>
             <wp:docPr id="10" name="Рисунок 10"/>
@@ -1799,15 +1673,7 @@
         <w:t xml:space="preserve">удалён </w:t>
       </w:r>
       <w:r>
-        <w:t xml:space="preserve">в </w:t>
-      </w:r>
-      <w:proofErr w:type="spellStart"/>
-      <w:r>
-        <w:t>Access</w:t>
-      </w:r>
-      <w:proofErr w:type="spellEnd"/>
-      <w:r>
-        <w:t xml:space="preserve"> 2010</w:t>
+        <w:t>в Access 2010</w:t>
       </w:r>
       <w:r>
         <w:t xml:space="preserve">. </w:t>
@@ -2694,6 +2560,10 @@
         <w:jc w:val="center"/>
       </w:pPr>
       <w:r>
+        <w:rPr>
+          <w:noProof/>
+          <w:lang w:eastAsia="ru-RU"/>
+        </w:rPr>
         <w:drawing>
           <wp:inline distT="0" distB="0" distL="0" distR="0" wp14:anchorId="63E47407" wp14:editId="474902D8">
             <wp:extent cx="5528930" cy="1417608"/>
@@ -3662,14 +3532,12 @@
       <w:r>
         <w:t>.</w:t>
       </w:r>
-      <w:proofErr w:type="spellStart"/>
       <w:r>
         <w:rPr>
           <w:lang w:val="en-US"/>
         </w:rPr>
         <w:t>xlsx</w:t>
       </w:r>
-      <w:proofErr w:type="spellEnd"/>
       <w:r>
         <w:t>»-файла:</w:t>
       </w:r>
@@ -3720,7 +3588,6 @@
                 <w14:ligatures w14:val="none"/>
               </w:rPr>
             </w:pPr>
-            <w:proofErr w:type="spellStart"/>
             <w:r>
               <w:rPr>
                 <w:rFonts w:ascii="Aptos Narrow" w:eastAsia="Times New Roman" w:hAnsi="Aptos Narrow" w:cs="Times New Roman"/>
@@ -3735,7 +3602,6 @@
               </w:rPr>
               <w:t>Id_Товара</w:t>
             </w:r>
-            <w:proofErr w:type="spellEnd"/>
           </w:p>
         </w:tc>
         <w:tc>
@@ -3768,7 +3634,6 @@
                 <w14:ligatures w14:val="none"/>
               </w:rPr>
             </w:pPr>
-            <w:proofErr w:type="spellStart"/>
             <w:r>
               <w:rPr>
                 <w:rFonts w:ascii="Aptos Narrow" w:eastAsia="Times New Roman" w:hAnsi="Aptos Narrow" w:cs="Times New Roman"/>
@@ -3783,7 +3648,6 @@
               </w:rPr>
               <w:t>Название_Товара</w:t>
             </w:r>
-            <w:proofErr w:type="spellEnd"/>
           </w:p>
         </w:tc>
         <w:tc>
@@ -4718,7 +4582,6 @@
           </w:rPr>
           <w:t>/</w:t>
         </w:r>
-        <w:proofErr w:type="spellStart"/>
         <w:r>
           <w:rPr>
             <w:rStyle w:val="af5"/>
@@ -4726,7 +4589,6 @@
           </w:rPr>
           <w:t>winx</w:t>
         </w:r>
-        <w:proofErr w:type="spellEnd"/>
         <w:r>
           <w:rPr>
             <w:rStyle w:val="af5"/>
@@ -4793,14 +4655,12 @@
       <w:r>
         <w:t xml:space="preserve"> </w:t>
       </w:r>
-      <w:proofErr w:type="spellStart"/>
       <w:r>
         <w:rPr>
           <w:lang w:val="en-US"/>
         </w:rPr>
         <w:t>instantclient</w:t>
       </w:r>
-      <w:proofErr w:type="spellEnd"/>
       <w:r>
         <w:t>-</w:t>
       </w:r>
@@ -4819,25 +4679,21 @@
       <w:r>
         <w:t xml:space="preserve"> </w:t>
       </w:r>
-      <w:proofErr w:type="spellStart"/>
       <w:r>
         <w:rPr>
           <w:lang w:val="en-US"/>
         </w:rPr>
         <w:t>instantclient</w:t>
       </w:r>
-      <w:proofErr w:type="spellEnd"/>
       <w:r>
         <w:t>-</w:t>
       </w:r>
-      <w:proofErr w:type="spellStart"/>
       <w:r>
         <w:rPr>
           <w:lang w:val="en-US"/>
         </w:rPr>
         <w:t>odbc</w:t>
       </w:r>
-      <w:proofErr w:type="spellEnd"/>
       <w:r>
         <w:t>-</w:t>
       </w:r>
@@ -4959,14 +4815,12 @@
       <w:r>
         <w:t>\</w:t>
       </w:r>
-      <w:proofErr w:type="spellStart"/>
       <w:r>
         <w:rPr>
           <w:lang w:val="en-US"/>
         </w:rPr>
         <w:t>instantclient</w:t>
       </w:r>
-      <w:proofErr w:type="spellEnd"/>
       <w:r>
         <w:t>_23_0</w:t>
       </w:r>
@@ -5004,16 +4858,11 @@
         <w:jc w:val="both"/>
       </w:pPr>
       <w:r>
-        <w:t xml:space="preserve">В подпапке </w:t>
-      </w:r>
-      <w:proofErr w:type="gramStart"/>
-      <w:r>
-        <w:t>«</w:t>
+        <w:t>В подпапке «</w:t>
       </w:r>
       <w:r>
         <w:t>./</w:t>
       </w:r>
-      <w:proofErr w:type="gramEnd"/>
       <w:r>
         <w:rPr>
           <w:lang w:val="en-US"/>
@@ -5044,14 +4893,12 @@
       <w:r>
         <w:t>.</w:t>
       </w:r>
-      <w:proofErr w:type="spellStart"/>
       <w:r>
         <w:rPr>
           <w:lang w:val="en-US"/>
         </w:rPr>
         <w:t>ora</w:t>
       </w:r>
-      <w:proofErr w:type="spellEnd"/>
       <w:r>
         <w:t xml:space="preserve"> </w:t>
       </w:r>
@@ -5090,19 +4937,11 @@
                 <w:lang w:val="en-US"/>
               </w:rPr>
             </w:pPr>
-            <w:proofErr w:type="spellStart"/>
             <w:r>
               <w:rPr>
                 <w:lang w:val="en-US"/>
               </w:rPr>
-              <w:t>Oracle_VM</w:t>
-            </w:r>
-            <w:proofErr w:type="spellEnd"/>
-            <w:r>
-              <w:rPr>
-                <w:lang w:val="en-US"/>
-              </w:rPr>
-              <w:t xml:space="preserve"> =</w:t>
+              <w:t>Oracle_VM =</w:t>
             </w:r>
           </w:p>
           <w:p>
@@ -5132,21 +4971,7 @@
               <w:rPr>
                 <w:lang w:val="en-US"/>
               </w:rPr>
-              <w:t xml:space="preserve">    (ADDRESS = (PROTOCOL = </w:t>
-            </w:r>
-            <w:proofErr w:type="gramStart"/>
-            <w:r>
-              <w:rPr>
-                <w:lang w:val="en-US"/>
-              </w:rPr>
-              <w:t>TCP)(</w:t>
-            </w:r>
-            <w:proofErr w:type="gramEnd"/>
-            <w:r>
-              <w:rPr>
-                <w:lang w:val="en-US"/>
-              </w:rPr>
-              <w:t xml:space="preserve">HOST = </w:t>
+              <w:t xml:space="preserve">    (ADDRESS = (PROTOCOL = TCP)(HOST = </w:t>
             </w:r>
             <w:r>
               <w:rPr>
@@ -5174,30 +4999,8 @@
               <w:rPr>
                 <w:lang w:val="en-US"/>
               </w:rPr>
-              <w:t xml:space="preserve">    (CONNECT_DATA = (SERVER = </w:t>
+              <w:t xml:space="preserve">    (CONNECT_DATA = (SERVER = DEDICATED)(SERVICE_NAME = xe)</w:t>
             </w:r>
-            <w:proofErr w:type="gramStart"/>
-            <w:r>
-              <w:rPr>
-                <w:lang w:val="en-US"/>
-              </w:rPr>
-              <w:t>DEDICATED)(</w:t>
-            </w:r>
-            <w:proofErr w:type="gramEnd"/>
-            <w:r>
-              <w:rPr>
-                <w:lang w:val="en-US"/>
-              </w:rPr>
-              <w:t xml:space="preserve">SERVICE_NAME = </w:t>
-            </w:r>
-            <w:proofErr w:type="spellStart"/>
-            <w:r>
-              <w:rPr>
-                <w:lang w:val="en-US"/>
-              </w:rPr>
-              <w:t>xe</w:t>
-            </w:r>
-            <w:proofErr w:type="spellEnd"/>
             <w:r>
               <w:rPr>
                 <w:lang w:val="en-US"/>
@@ -5209,23 +5012,14 @@
             <w:pPr>
               <w:ind w:firstLine="0"/>
               <w:jc w:val="both"/>
+              <w:rPr>
+                <w:lang w:val="en-US"/>
+              </w:rPr>
             </w:pPr>
             <w:r>
               <w:rPr>
                 <w:lang w:val="en-US"/>
               </w:rPr>
-              <w:t xml:space="preserve">    </w:t>
-            </w:r>
-            <w:r>
-              <w:t>)</w:t>
-            </w:r>
-          </w:p>
-          <w:p>
-            <w:pPr>
-              <w:ind w:firstLine="0"/>
-              <w:jc w:val="both"/>
-            </w:pPr>
-            <w:r>
               <w:t xml:space="preserve">  )</w:t>
             </w:r>
           </w:p>
@@ -5237,6 +5031,19 @@
         <w:spacing w:line="240" w:lineRule="auto"/>
         <w:ind w:firstLine="426"/>
         <w:jc w:val="both"/>
+        <w:rPr>
+          <w:lang w:val="en-US"/>
+        </w:rPr>
+      </w:pPr>
+    </w:p>
+    <w:p>
+      <w:pPr>
+        <w:spacing w:line="240" w:lineRule="auto"/>
+        <w:ind w:firstLine="426"/>
+        <w:jc w:val="both"/>
+        <w:rPr>
+          <w:lang w:val="en-US"/>
+        </w:rPr>
       </w:pPr>
     </w:p>
     <w:p>
@@ -5401,7 +5208,37 @@
         <w:t xml:space="preserve">. </w:t>
       </w:r>
       <w:r>
-        <w:t>Для теста сделана новая база данных и таблицы</w:t>
+        <w:t>Для тест</w:t>
+      </w:r>
+      <w:r>
+        <w:t xml:space="preserve">ирования экспорта в </w:t>
+      </w:r>
+      <w:r>
+        <w:rPr>
+          <w:lang w:val="en-US"/>
+        </w:rPr>
+        <w:t>Access</w:t>
+      </w:r>
+      <w:r>
+        <w:t xml:space="preserve"> сделана </w:t>
+      </w:r>
+      <w:r>
+        <w:t>таблица</w:t>
+      </w:r>
+      <w:r>
+        <w:t xml:space="preserve"> в</w:t>
+      </w:r>
+      <w:r>
+        <w:t xml:space="preserve"> </w:t>
+      </w:r>
+      <w:r>
+        <w:t xml:space="preserve">БД </w:t>
+      </w:r>
+      <w:r>
+        <w:rPr>
+          <w:lang w:val="en-US"/>
+        </w:rPr>
+        <w:t>Oracle</w:t>
       </w:r>
     </w:p>
     <w:p>
@@ -5718,21 +5555,7 @@
         <w:rPr>
           <w:lang w:val="en-US"/>
         </w:rPr>
-        <w:t>«</w:t>
-      </w:r>
-      <w:proofErr w:type="spellStart"/>
-      <w:r>
-        <w:rPr>
-          <w:lang w:val="en-US"/>
-        </w:rPr>
-        <w:t>Oracle_VM</w:t>
-      </w:r>
-      <w:proofErr w:type="spellEnd"/>
-      <w:r>
-        <w:rPr>
-          <w:lang w:val="en-US"/>
-        </w:rPr>
-        <w:t>», «</w:t>
+        <w:t>«Oracle_VM», «</w:t>
       </w:r>
       <w:r>
         <w:rPr>
@@ -6058,11 +5881,10 @@
                 <w:kern w:val="0"/>
                 <w:sz w:val="21"/>
                 <w:szCs w:val="21"/>
-                <w:lang w:eastAsia="ru-RU"/>
+                <w:lang w:val="en-US" w:eastAsia="ru-RU"/>
                 <w14:ligatures w14:val="none"/>
               </w:rPr>
             </w:pPr>
-            <w:proofErr w:type="gramStart"/>
             <w:r>
               <w:rPr>
                 <w:rFonts w:ascii="Consolas" w:eastAsia="Times New Roman" w:hAnsi="Consolas" w:cs="Times New Roman"/>
@@ -6070,7 +5892,7 @@
                 <w:kern w:val="0"/>
                 <w:sz w:val="21"/>
                 <w:szCs w:val="21"/>
-                <w:lang w:eastAsia="ru-RU"/>
+                <w:lang w:val="en-US" w:eastAsia="ru-RU"/>
                 <w14:ligatures w14:val="none"/>
               </w:rPr>
               <w:t>&lt;?</w:t>
@@ -6087,7 +5909,6 @@
               </w:rPr>
               <w:t>xml</w:t>
             </w:r>
-            <w:proofErr w:type="gramEnd"/>
             <w:r>
               <w:rPr>
                 <w:rFonts w:ascii="Consolas" w:eastAsia="Times New Roman" w:hAnsi="Consolas" w:cs="Times New Roman"/>
@@ -6095,7 +5916,7 @@
                 <w:kern w:val="0"/>
                 <w:sz w:val="21"/>
                 <w:szCs w:val="21"/>
-                <w:lang w:eastAsia="ru-RU"/>
+                <w:lang w:val="en-US" w:eastAsia="ru-RU"/>
                 <w14:ligatures w14:val="none"/>
               </w:rPr>
               <w:t xml:space="preserve"> </w:t>
@@ -6119,7 +5940,7 @@
                 <w:kern w:val="0"/>
                 <w:sz w:val="21"/>
                 <w:szCs w:val="21"/>
-                <w:lang w:eastAsia="ru-RU"/>
+                <w:lang w:val="en-US" w:eastAsia="ru-RU"/>
                 <w14:ligatures w14:val="none"/>
               </w:rPr>
               <w:t>=</w:t>
@@ -6131,7 +5952,7 @@
                 <w:kern w:val="0"/>
                 <w:sz w:val="21"/>
                 <w:szCs w:val="21"/>
-                <w:lang w:eastAsia="ru-RU"/>
+                <w:lang w:val="en-US" w:eastAsia="ru-RU"/>
                 <w14:ligatures w14:val="none"/>
               </w:rPr>
               <w:t>"1.0"</w:t>
@@ -6143,7 +5964,7 @@
                 <w:kern w:val="0"/>
                 <w:sz w:val="21"/>
                 <w:szCs w:val="21"/>
-                <w:lang w:eastAsia="ru-RU"/>
+                <w:lang w:val="en-US" w:eastAsia="ru-RU"/>
                 <w14:ligatures w14:val="none"/>
               </w:rPr>
               <w:t xml:space="preserve"> </w:t>
@@ -6167,7 +5988,7 @@
                 <w:kern w:val="0"/>
                 <w:sz w:val="21"/>
                 <w:szCs w:val="21"/>
-                <w:lang w:eastAsia="ru-RU"/>
+                <w:lang w:val="en-US" w:eastAsia="ru-RU"/>
                 <w14:ligatures w14:val="none"/>
               </w:rPr>
               <w:t>=</w:t>
@@ -6179,7 +6000,7 @@
                 <w:kern w:val="0"/>
                 <w:sz w:val="21"/>
                 <w:szCs w:val="21"/>
-                <w:lang w:eastAsia="ru-RU"/>
+                <w:lang w:val="en-US" w:eastAsia="ru-RU"/>
                 <w14:ligatures w14:val="none"/>
               </w:rPr>
               <w:t>"</w:t>
@@ -6203,7 +6024,7 @@
                 <w:kern w:val="0"/>
                 <w:sz w:val="21"/>
                 <w:szCs w:val="21"/>
-                <w:lang w:eastAsia="ru-RU"/>
+                <w:lang w:val="en-US" w:eastAsia="ru-RU"/>
                 <w14:ligatures w14:val="none"/>
               </w:rPr>
               <w:t>-8"</w:t>
@@ -6215,7 +6036,7 @@
                 <w:kern w:val="0"/>
                 <w:sz w:val="21"/>
                 <w:szCs w:val="21"/>
-                <w:lang w:eastAsia="ru-RU"/>
+                <w:lang w:val="en-US" w:eastAsia="ru-RU"/>
                 <w14:ligatures w14:val="none"/>
               </w:rPr>
               <w:t>?&gt;</w:t>
@@ -6232,7 +6053,7 @@
                 <w:kern w:val="0"/>
                 <w:sz w:val="21"/>
                 <w:szCs w:val="21"/>
-                <w:lang w:eastAsia="ru-RU"/>
+                <w:lang w:val="en-US" w:eastAsia="ru-RU"/>
                 <w14:ligatures w14:val="none"/>
               </w:rPr>
             </w:pPr>
@@ -6243,7 +6064,7 @@
                 <w:kern w:val="0"/>
                 <w:sz w:val="21"/>
                 <w:szCs w:val="21"/>
-                <w:lang w:eastAsia="ru-RU"/>
+                <w:lang w:val="en-US" w:eastAsia="ru-RU"/>
                 <w14:ligatures w14:val="none"/>
               </w:rPr>
               <w:t>&lt;</w:t>
@@ -6267,7 +6088,7 @@
                 <w:kern w:val="0"/>
                 <w:sz w:val="21"/>
                 <w:szCs w:val="21"/>
-                <w:lang w:eastAsia="ru-RU"/>
+                <w:lang w:val="en-US" w:eastAsia="ru-RU"/>
                 <w14:ligatures w14:val="none"/>
               </w:rPr>
               <w:t>&gt;</w:t>
@@ -6307,7 +6128,7 @@
                 <w:kern w:val="0"/>
                 <w:sz w:val="21"/>
                 <w:szCs w:val="21"/>
-                <w:lang w:eastAsia="ru-RU"/>
+                <w:lang w:val="en-US" w:eastAsia="ru-RU"/>
                 <w14:ligatures w14:val="none"/>
               </w:rPr>
               <w:t xml:space="preserve"> </w:t>
@@ -6331,7 +6152,7 @@
                 <w:kern w:val="0"/>
                 <w:sz w:val="21"/>
                 <w:szCs w:val="21"/>
-                <w:lang w:eastAsia="ru-RU"/>
+                <w:lang w:val="en-US" w:eastAsia="ru-RU"/>
                 <w14:ligatures w14:val="none"/>
               </w:rPr>
               <w:t xml:space="preserve"> </w:t>
@@ -7255,7 +7076,6 @@
               </w:rPr>
               <w:t>&lt;/</w:t>
             </w:r>
-            <w:proofErr w:type="spellStart"/>
             <w:r>
               <w:rPr>
                 <w:rFonts w:ascii="Consolas" w:eastAsia="Times New Roman" w:hAnsi="Consolas" w:cs="Times New Roman"/>
@@ -7268,7 +7088,6 @@
               </w:rPr>
               <w:t>Data</w:t>
             </w:r>
-            <w:proofErr w:type="spellEnd"/>
             <w:r>
               <w:rPr>
                 <w:rFonts w:ascii="Consolas" w:eastAsia="Times New Roman" w:hAnsi="Consolas" w:cs="Times New Roman"/>
@@ -7566,15 +7385,7 @@
         <w:spacing w:line="240" w:lineRule="auto"/>
       </w:pPr>
       <w:r>
-        <w:t>Сохранить в файле Фам92*.</w:t>
-      </w:r>
-      <w:proofErr w:type="spellStart"/>
-      <w:r>
-        <w:t>doc</w:t>
-      </w:r>
-      <w:proofErr w:type="spellEnd"/>
-      <w:r>
-        <w:t>.</w:t>
+        <w:t>Сохранить в файле Фам92*.doc.</w:t>
       </w:r>
     </w:p>
     <w:p>
@@ -7601,9 +7412,6 @@
         <w:t xml:space="preserve"> (рис. 39-</w:t>
       </w:r>
       <w:r>
-        <w:rPr>
-          <w:lang w:val="en-US"/>
-        </w:rPr>
         <w:t>42</w:t>
       </w:r>
       <w:r>
@@ -7618,6 +7426,10 @@
         <w:jc w:val="center"/>
       </w:pPr>
       <w:r>
+        <w:rPr>
+          <w:noProof/>
+          <w:lang w:eastAsia="ru-RU"/>
+        </w:rPr>
         <w:drawing>
           <wp:inline distT="0" distB="0" distL="0" distR="0" wp14:anchorId="3A031DB4" wp14:editId="0CC70267">
             <wp:extent cx="4316819" cy="1459244"/>
@@ -7689,6 +7501,10 @@
         <w:jc w:val="center"/>
       </w:pPr>
       <w:r>
+        <w:rPr>
+          <w:noProof/>
+          <w:lang w:eastAsia="ru-RU"/>
+        </w:rPr>
         <w:drawing>
           <wp:inline distT="0" distB="0" distL="0" distR="0" wp14:anchorId="220861B3" wp14:editId="2272AD26">
             <wp:extent cx="3168503" cy="1225426"/>
@@ -7763,6 +7579,10 @@
         <w:jc w:val="center"/>
       </w:pPr>
       <w:r>
+        <w:rPr>
+          <w:noProof/>
+          <w:lang w:eastAsia="ru-RU"/>
+        </w:rPr>
         <w:drawing>
           <wp:inline distT="0" distB="0" distL="0" distR="0" wp14:anchorId="615AB55B" wp14:editId="39EE2319">
             <wp:extent cx="5869172" cy="2018920"/>
@@ -7841,6 +7661,10 @@
         <w:jc w:val="center"/>
       </w:pPr>
       <w:r>
+        <w:rPr>
+          <w:noProof/>
+          <w:lang w:eastAsia="ru-RU"/>
+        </w:rPr>
         <w:lastRenderedPageBreak/>
         <w:drawing>
           <wp:inline distT="0" distB="0" distL="0" distR="0" wp14:anchorId="61D5D270" wp14:editId="34500E6C">
@@ -7958,6 +7782,10 @@
         <w:jc w:val="center"/>
       </w:pPr>
       <w:r>
+        <w:rPr>
+          <w:noProof/>
+          <w:lang w:eastAsia="ru-RU"/>
+        </w:rPr>
         <w:drawing>
           <wp:inline distT="0" distB="0" distL="0" distR="0" wp14:anchorId="2029A2A6" wp14:editId="3316DA2D">
             <wp:extent cx="3051545" cy="1299580"/>
@@ -8035,6 +7863,10 @@
         <w:jc w:val="center"/>
       </w:pPr>
       <w:r>
+        <w:rPr>
+          <w:noProof/>
+          <w:lang w:eastAsia="ru-RU"/>
+        </w:rPr>
         <w:drawing>
           <wp:inline distT="0" distB="0" distL="0" distR="0" wp14:anchorId="0DDD9557" wp14:editId="74353A37">
             <wp:extent cx="6120130" cy="3442335"/>
@@ -8088,12 +7920,7 @@
         </w:r>
       </w:fldSimple>
       <w:r>
-        <w:t>. Пример документа от</w:t>
-      </w:r>
-      <w:bookmarkStart w:id="0" w:name="_GoBack"/>
-      <w:bookmarkEnd w:id="0"/>
-      <w:r>
-        <w:t xml:space="preserve"> Архивариуса (21 страница на две таблицы, одну связь и один отчёт </w:t>
+        <w:t xml:space="preserve">. Пример документа от Архивариуса (21 страница на две таблицы, одну связь и один отчёт </w:t>
       </w:r>
       <w:r>
         <w:rPr>
@@ -8178,6 +8005,7 @@
         <w:docPartUnique/>
       </w:docPartObj>
     </w:sdtPr>
+    <w:sdtEndPr/>
     <w:sdtContent>
       <w:p>
         <w:pPr>
@@ -8198,7 +8026,7 @@
           <w:rPr>
             <w:noProof/>
           </w:rPr>
-          <w:t>16</w:t>
+          <w:t>5</w:t>
         </w:r>
         <w:r>
           <w:fldChar w:fldCharType="end"/>
@@ -10709,7 +10537,7 @@
 </file>
 
 <file path=customXml/itemProps1.xml><?xml version="1.0" encoding="utf-8"?>
-<ds:datastoreItem xmlns:ds="http://schemas.openxmlformats.org/officeDocument/2006/customXml" ds:itemID="{0F3F4426-43E6-4317-A712-F5685AAC7B79}">
+<ds:datastoreItem xmlns:ds="http://schemas.openxmlformats.org/officeDocument/2006/customXml" ds:itemID="{01209FE0-A7BF-4DB8-99C2-275DBCBB862C}">
   <ds:schemaRefs>
     <ds:schemaRef ds:uri="http://schemas.openxmlformats.org/officeDocument/2006/bibliography"/>
   </ds:schemaRefs>
